--- a/lessons/2-10/homework.docx
+++ b/lessons/2-10/homework.docx
@@ -12,7 +12,7 @@
           <w:b/>
           <w:bCs/>
         </w:rPr>
-        <w:t xml:space="preserve">Appropriate Measures — Homework</w:t>
+        <w:t xml:space="preserve">Choose Appropriate Measures — Homework</w:t>
       </w:r>
     </w:p>
     <w:p>
@@ -24,7 +24,7 @@
           <w:i/>
           <w:iCs/>
         </w:rPr>
-        <w:t xml:space="preserve">Lesson 8-4  •  Standard 6.DS.6d</w:t>
+        <w:t xml:space="preserve">Lesson 2-10  •  Standard 6.DS.6d</w:t>
       </w:r>
     </w:p>
     <w:p>
@@ -161,10 +161,10 @@
           <w:b/>
           <w:bCs/>
         </w:rPr>
-        <w:t xml:space="preserve">Mean (Media)</w:t>
-      </w:r>
-      <w:r>
-        <w:t xml:space="preserve"> — The average. Add all the numbers, then divide by how many there are.</w:t>
+        <w:t xml:space="preserve">Appropriate Measures of Center (Medidas de centro apropiadas)</w:t>
+      </w:r>
+      <w:r>
+        <w:t xml:space="preserve"> — A mean, median, or mode chosen because it describes a data set fairly.</w:t>
       </w:r>
     </w:p>
     <w:p>
@@ -224,10 +224,10 @@
           <w:b/>
           <w:bCs/>
         </w:rPr>
-        <w:t xml:space="preserve">Median (Mediana)</w:t>
-      </w:r>
-      <w:r>
-        <w:t xml:space="preserve"> — The middle number when you put them in order.</w:t>
+        <w:t xml:space="preserve">Mean (Media)</w:t>
+      </w:r>
+      <w:r>
+        <w:t xml:space="preserve"> — The average. Add all the numbers, then divide by how many there are.</w:t>
       </w:r>
     </w:p>
     <w:p>
@@ -287,10 +287,10 @@
           <w:b/>
           <w:bCs/>
         </w:rPr>
-        <w:t xml:space="preserve">Outlier (Valor atípico)</w:t>
-      </w:r>
-      <w:r>
-        <w:t xml:space="preserve"> — A number that is much bigger or smaller than the rest.</w:t>
+        <w:t xml:space="preserve">Median (Mediana)</w:t>
+      </w:r>
+      <w:r>
+        <w:t xml:space="preserve"> — The middle number when you put them in order.</w:t>
       </w:r>
     </w:p>
     <w:p>
@@ -350,10 +350,10 @@
           <w:b/>
           <w:bCs/>
         </w:rPr>
-        <w:t xml:space="preserve">Skewed (Sesgado)</w:t>
-      </w:r>
-      <w:r>
-        <w:t xml:space="preserve"> — When most data sits on one side with a tail on the other.</w:t>
+        <w:t xml:space="preserve">Outlier (Valor atípico)</w:t>
+      </w:r>
+      <w:r>
+        <w:t xml:space="preserve"> — A number that is much bigger or smaller than the rest.</w:t>
       </w:r>
     </w:p>
     <w:p>
@@ -413,10 +413,10 @@
           <w:b/>
           <w:bCs/>
         </w:rPr>
-        <w:t xml:space="preserve">Data distribution (Distribución de datos)</w:t>
-      </w:r>
-      <w:r>
-        <w:t xml:space="preserve"> — How the data looks: where it sits and how spread out it is.</w:t>
+        <w:t xml:space="preserve">Skewed (Sesgado)</w:t>
+      </w:r>
+      <w:r>
+        <w:t xml:space="preserve"> — When most data sits on one side with a tail on the other.</w:t>
       </w:r>
     </w:p>
     <w:p>
@@ -476,6 +476,69 @@
           <w:b/>
           <w:bCs/>
         </w:rPr>
+        <w:t xml:space="preserve">Data distribution (Distribución de datos)</w:t>
+      </w:r>
+      <w:r>
+        <w:t xml:space="preserve"> — How the data looks: where it sits and how spread out it is.</w:t>
+      </w:r>
+    </w:p>
+    <w:p>
+      <w:pPr>
+        <w:keepNext/>
+        <w:spacing w:after="20" w:before="80"/>
+        <w:jc w:val="center"/>
+      </w:pPr>
+      <w:r>
+        <w:drawing>
+          <wp:inline distT="0" distB="0" distL="0" distR="0">
+            <wp:extent cx="1047750" cy="790575"/>
+            <wp:effectExtent t="0" r="0" b="0" l="0"/>
+            <wp:docPr id="1" name="" descr="" title=""/>
+            <wp:cNvGraphicFramePr>
+              <a:graphicFrameLocks xmlns:a="http://schemas.openxmlformats.org/drawingml/2006/main" noChangeAspect="1"/>
+            </wp:cNvGraphicFramePr>
+            <a:graphic xmlns:a="http://schemas.openxmlformats.org/drawingml/2006/main">
+              <a:graphicData uri="http://schemas.openxmlformats.org/drawingml/2006/picture">
+                <pic:pic xmlns:pic="http://schemas.openxmlformats.org/drawingml/2006/picture">
+                  <pic:nvPicPr>
+                    <pic:cNvPr id="0" name="" descr=""/>
+                    <pic:cNvPicPr>
+                      <a:picLocks noChangeAspect="1" noChangeArrowheads="1"/>
+                    </pic:cNvPicPr>
+                  </pic:nvPicPr>
+                  <pic:blipFill>
+                    <a:blip r:embed="rId13" cstate="none"/>
+                    <a:srcRect/>
+                    <a:stretch>
+                      <a:fillRect/>
+                    </a:stretch>
+                  </pic:blipFill>
+                  <pic:spPr bwMode="auto">
+                    <a:xfrm>
+                      <a:off x="0" y="0"/>
+                      <a:ext cx="1047750" cy="790575"/>
+                    </a:xfrm>
+                    <a:prstGeom prst="rect">
+                      <a:avLst/>
+                    </a:prstGeom>
+                  </pic:spPr>
+                </pic:pic>
+              </a:graphicData>
+            </a:graphic>
+          </wp:inline>
+        </w:drawing>
+      </w:r>
+    </w:p>
+    <w:p>
+      <w:pPr>
+        <w:keepNext/>
+        <w:spacing w:after="120"/>
+      </w:pPr>
+      <w:r>
+        <w:rPr>
+          <w:b/>
+          <w:bCs/>
+        </w:rPr>
         <w:t xml:space="preserve">Variability (Variabilidad)</w:t>
       </w:r>
       <w:r>
@@ -1648,6 +1711,14 @@
       </w:pPr>
       <w:r>
         <w:t xml:space="preserve">     Correct work: The student should report the median (13.5), not the mean. The 60-catch game is an outlier that pulls the mean up to about 20.8 — higher than 5 of the 6 games. The median (13.5) is resistant to that outlier and better represents a typical game.</w:t>
+      </w:r>
+    </w:p>
+    <w:p>
+      <w:pPr>
+        <w:spacing w:after="80" w:before="0"/>
+      </w:pPr>
+      <w:r>
+        <w:t xml:space="preserve">     Watch for: Using every value is exactly the problem here: the 60-catch playoff game pulls the mean up to about 20.8, which is higher than five of the six games. The median 13.5 sits inside the cluster of 11 to 15 and is not moved by that extreme value, so it is the better report of a typical game.</w:t>
       </w:r>
     </w:p>
     <w:p>
